--- a/template_corp_annual.docx
+++ b/template_corp_annual.docx
@@ -686,7 +686,7 @@
               <w:snapToGrid w:val="0"/>
               <w:ind w:firstLineChars="100" w:firstLine="180"/>
               <w:rPr>
-                <w:rFonts w:asciiTheme="minorEastAsia" w:eastAsiaTheme="minorEastAsia" w:hAnsiTheme="minorEastAsia" w:hint="eastAsia"/>
+                <w:rFonts w:asciiTheme="minorEastAsia" w:eastAsiaTheme="minorEastAsia" w:hAnsiTheme="minorEastAsia"/>
                 <w:sz w:val="18"/>
                 <w:szCs w:val="18"/>
                 <w:shd w:val="clear" w:color="auto" w:fill="FFFFFF"/>
@@ -803,7 +803,7 @@
               <w:snapToGrid w:val="0"/>
               <w:ind w:firstLineChars="100" w:firstLine="180"/>
               <w:rPr>
-                <w:rFonts w:asciiTheme="minorEastAsia" w:eastAsiaTheme="minorEastAsia" w:hAnsiTheme="minorEastAsia" w:cs="굴림" w:hint="eastAsia"/>
+                <w:rFonts w:asciiTheme="minorEastAsia" w:eastAsiaTheme="minorEastAsia" w:hAnsiTheme="minorEastAsia" w:cs="굴림"/>
                 <w:kern w:val="0"/>
                 <w:sz w:val="18"/>
                 <w:szCs w:val="18"/>
@@ -3349,7 +3349,6 @@
             <w:pPr>
               <w:widowControl/>
               <w:autoSpaceDE/>
-              <w:autoSpaceDN/>
               <w:jc w:val="left"/>
               <w:rPr>
                 <w:rFonts w:asciiTheme="minorEastAsia" w:eastAsiaTheme="minorEastAsia" w:hAnsiTheme="minorEastAsia" w:cs="굴림"/>
@@ -3365,17 +3364,26 @@
                 <w:sz w:val="18"/>
                 <w:szCs w:val="18"/>
               </w:rPr>
-              <w:t xml:space="preserve"> 주소: 서울특별시 강남구 언주로 637, 2.3.4층</w:t>
+              <w:t xml:space="preserve"> 주소: </w:t>
+            </w:r>
+            <w:r>
+              <w:rPr>
+                <w:rFonts w:asciiTheme="minorEastAsia" w:eastAsiaTheme="minorEastAsia" w:hAnsiTheme="minorEastAsia" w:cs="굴림" w:hint="eastAsia"/>
+                <w:kern w:val="0"/>
+                <w:sz w:val="18"/>
+                <w:szCs w:val="18"/>
+              </w:rPr>
+              <w:t xml:space="preserve">서울특별시 강남구 학동로 318 </w:t>
             </w:r>
           </w:p>
           <w:p>
             <w:pPr>
               <w:widowControl/>
               <w:autoSpaceDE/>
-              <w:autoSpaceDN/>
+              <w:ind w:firstLineChars="300" w:firstLine="540"/>
               <w:jc w:val="left"/>
               <w:rPr>
-                <w:rFonts w:asciiTheme="minorEastAsia" w:eastAsiaTheme="minorEastAsia" w:hAnsiTheme="minorEastAsia" w:cs="굴림"/>
+                <w:rFonts w:asciiTheme="minorEastAsia" w:eastAsiaTheme="minorEastAsia" w:hAnsiTheme="minorEastAsia" w:cs="굴림" w:hint="eastAsia"/>
                 <w:kern w:val="0"/>
                 <w:sz w:val="18"/>
                 <w:szCs w:val="18"/>
@@ -3388,7 +3396,7 @@
                 <w:sz w:val="18"/>
                 <w:szCs w:val="18"/>
               </w:rPr>
-              <w:t xml:space="preserve">      (논현동, 싸이칸타워)</w:t>
+              <w:t xml:space="preserve">(논현동,유경빌딩) 1,2,3층 </w:t>
             </w:r>
           </w:p>
           <w:p>
@@ -4040,69 +4048,9 @@
         <w:pStyle w:val="11"/>
         <w:wordWrap/>
         <w:spacing w:line="276" w:lineRule="auto"/>
-        <w:jc w:val="center"/>
-        <w:rPr>
-          <w:rFonts w:asciiTheme="minorEastAsia" w:eastAsiaTheme="minorEastAsia" w:hAnsiTheme="minorEastAsia" w:cs="함초롬바탕"/>
-          <w:b/>
-          <w:bCs/>
-          <w:sz w:val="24"/>
-          <w:szCs w:val="24"/>
-        </w:rPr>
-      </w:pPr>
-    </w:p>
-    <w:p>
-      <w:pPr>
-        <w:pStyle w:val="11"/>
-        <w:wordWrap/>
-        <w:spacing w:line="276" w:lineRule="auto"/>
-        <w:jc w:val="center"/>
-        <w:rPr>
-          <w:rFonts w:asciiTheme="minorEastAsia" w:eastAsiaTheme="minorEastAsia" w:hAnsiTheme="minorEastAsia" w:cs="함초롬바탕"/>
-          <w:b/>
-          <w:bCs/>
-          <w:sz w:val="24"/>
-          <w:szCs w:val="24"/>
-        </w:rPr>
-      </w:pPr>
-    </w:p>
-    <w:p>
-      <w:pPr>
-        <w:pStyle w:val="11"/>
-        <w:wordWrap/>
-        <w:spacing w:line="276" w:lineRule="auto"/>
-        <w:jc w:val="center"/>
-        <w:rPr>
-          <w:rFonts w:asciiTheme="minorEastAsia" w:eastAsiaTheme="minorEastAsia" w:hAnsiTheme="minorEastAsia" w:cs="함초롬바탕"/>
-          <w:b/>
-          <w:bCs/>
-          <w:sz w:val="24"/>
-          <w:szCs w:val="24"/>
-        </w:rPr>
-      </w:pPr>
-    </w:p>
-    <w:p>
-      <w:pPr>
-        <w:pStyle w:val="11"/>
-        <w:wordWrap/>
-        <w:spacing w:line="276" w:lineRule="auto"/>
-        <w:jc w:val="center"/>
-        <w:rPr>
-          <w:rFonts w:asciiTheme="minorEastAsia" w:eastAsiaTheme="minorEastAsia" w:hAnsiTheme="minorEastAsia" w:cs="함초롬바탕"/>
-          <w:b/>
-          <w:bCs/>
-          <w:sz w:val="24"/>
-          <w:szCs w:val="24"/>
-        </w:rPr>
-      </w:pPr>
-    </w:p>
-    <w:p>
-      <w:pPr>
-        <w:pStyle w:val="11"/>
-        <w:wordWrap/>
-        <w:spacing w:line="276" w:lineRule="auto"/>
-        <w:jc w:val="left"/>
-        <w:rPr>
-          <w:rFonts w:asciiTheme="minorEastAsia" w:eastAsiaTheme="minorEastAsia" w:hAnsiTheme="minorEastAsia" w:cs="굴림"/>
+        <w:jc w:val="left"/>
+        <w:rPr>
+          <w:rFonts w:asciiTheme="minorEastAsia" w:eastAsiaTheme="minorEastAsia" w:hAnsiTheme="minorEastAsia" w:cs="굴림" w:hint="eastAsia"/>
           <w:b/>
           <w:bCs/>
           <w:kern w:val="0"/>
@@ -4116,7 +4064,6 @@
           <w:pgSz w:w="11906" w:h="16838"/>
           <w:pgMar w:top="1559" w:right="1418" w:bottom="1361" w:left="1418" w:header="851" w:footer="680" w:gutter="0"/>
           <w:cols w:space="425"/>
-          <w:titlePg/>
           <w:docGrid w:linePitch="360"/>
         </w:sectPr>
       </w:pPr>
@@ -4366,6 +4313,7 @@
         </w:rPr>
         <w:t xml:space="preserve"> 애드쿠아인터렉티브(이하 “원사업자”라 한다)과 </w:t>
       </w:r>
+      <w:permStart w:id="598554971" w:edGrp="everyone"/>
       <w:r>
         <w:rPr>
           <w:rFonts w:asciiTheme="minorEastAsia" w:eastAsiaTheme="minorEastAsia" w:hAnsiTheme="minorEastAsia" w:cs="함초롬바탕" w:hint="eastAsia"/>
@@ -4374,6 +4322,7 @@
         </w:rPr>
         <w:t>{{ partner_name }}</w:t>
       </w:r>
+      <w:permEnd w:id="598554971"/>
       <w:r>
         <w:rPr>
           <w:rFonts w:asciiTheme="minorEastAsia" w:eastAsiaTheme="minorEastAsia" w:hAnsiTheme="minorEastAsia" w:cs="함초롬바탕"/>
@@ -18341,7 +18290,7 @@
         <w:spacing w:line="276" w:lineRule="auto"/>
         <w:jc w:val="left"/>
         <w:rPr>
-          <w:rFonts w:asciiTheme="minorEastAsia" w:eastAsiaTheme="minorEastAsia" w:hAnsiTheme="minorEastAsia" w:cs="함초롬바탕" w:hint="eastAsia"/>
+          <w:rFonts w:asciiTheme="minorEastAsia" w:eastAsiaTheme="minorEastAsia" w:hAnsiTheme="minorEastAsia" w:cs="함초롬바탕"/>
           <w:sz w:val="18"/>
           <w:szCs w:val="18"/>
         </w:rPr>
@@ -18848,7 +18797,7 @@
         <w:spacing w:line="276" w:lineRule="auto"/>
         <w:jc w:val="left"/>
         <w:rPr>
-          <w:rFonts w:asciiTheme="minorEastAsia" w:eastAsiaTheme="minorEastAsia" w:hAnsiTheme="minorEastAsia" w:cs="함초롬바탕" w:hint="eastAsia"/>
+          <w:rFonts w:asciiTheme="minorEastAsia" w:eastAsiaTheme="minorEastAsia" w:hAnsiTheme="minorEastAsia" w:cs="함초롬바탕"/>
           <w:sz w:val="18"/>
           <w:szCs w:val="18"/>
         </w:rPr>
@@ -20057,6 +20006,7 @@
       <w:pStyle w:val="a4"/>
       <w:jc w:val="right"/>
       <w:rPr>
+        <w:rFonts w:hint="eastAsia"/>
         <w:sz w:val="16"/>
         <w:lang w:val="en-US" w:eastAsia="ko-KR"/>
       </w:rPr>
@@ -20083,6 +20033,14 @@
       </w:rPr>
       <w:t xml:space="preserve"> 표준용역계약서_Ver.1</w:t>
     </w:r>
+    <w:r>
+      <w:rPr>
+        <w:rFonts w:hint="eastAsia"/>
+        <w:sz w:val="16"/>
+        <w:lang w:eastAsia="ko-KR"/>
+      </w:rPr>
+      <w:t>.1</w:t>
+    </w:r>
   </w:p>
   <w:p>
     <w:pPr>
@@ -20102,6 +20060,7 @@
       <w:pStyle w:val="a4"/>
       <w:jc w:val="right"/>
       <w:rPr>
+        <w:rFonts w:hint="eastAsia"/>
         <w:sz w:val="16"/>
         <w:lang w:val="en-US"/>
       </w:rPr>
@@ -20150,6 +20109,14 @@
         <w:lang w:eastAsia="ko-KR"/>
       </w:rPr>
       <w:t>Ver.1</w:t>
+    </w:r>
+    <w:r>
+      <w:rPr>
+        <w:rFonts w:hint="eastAsia"/>
+        <w:sz w:val="16"/>
+        <w:lang w:eastAsia="ko-KR"/>
+      </w:rPr>
+      <w:t>.1</w:t>
     </w:r>
   </w:p>
   <w:p>

--- a/template_corp_annual.docx
+++ b/template_corp_annual.docx
@@ -1251,7 +1251,23 @@
                 <w:sz w:val="18"/>
                 <w:szCs w:val="18"/>
               </w:rPr>
-              <w:t>{{ contact_period }}</w:t>
+              <w:t>{{ contact_</w:t>
+            </w:r>
+            <w:r>
+              <w:rPr>
+                <w:rFonts w:asciiTheme="minorEastAsia" w:eastAsiaTheme="minorEastAsia" w:hAnsiTheme="minorEastAsia" w:hint="eastAsia"/>
+                <w:sz w:val="18"/>
+                <w:szCs w:val="18"/>
+              </w:rPr>
+              <w:t>start</w:t>
+            </w:r>
+            <w:r>
+              <w:rPr>
+                <w:rFonts w:asciiTheme="minorEastAsia" w:eastAsiaTheme="minorEastAsia" w:hAnsiTheme="minorEastAsia" w:hint="eastAsia"/>
+                <w:sz w:val="18"/>
+                <w:szCs w:val="18"/>
+              </w:rPr>
+              <w:t xml:space="preserve"> }}</w:t>
             </w:r>
             <w:r>
               <w:rPr>
@@ -3383,7 +3399,7 @@
               <w:ind w:firstLineChars="300" w:firstLine="540"/>
               <w:jc w:val="left"/>
               <w:rPr>
-                <w:rFonts w:asciiTheme="minorEastAsia" w:eastAsiaTheme="minorEastAsia" w:hAnsiTheme="minorEastAsia" w:cs="굴림" w:hint="eastAsia"/>
+                <w:rFonts w:asciiTheme="minorEastAsia" w:eastAsiaTheme="minorEastAsia" w:hAnsiTheme="minorEastAsia" w:cs="굴림"/>
                 <w:kern w:val="0"/>
                 <w:sz w:val="18"/>
                 <w:szCs w:val="18"/>
@@ -4050,7 +4066,7 @@
         <w:spacing w:line="276" w:lineRule="auto"/>
         <w:jc w:val="left"/>
         <w:rPr>
-          <w:rFonts w:asciiTheme="minorEastAsia" w:eastAsiaTheme="minorEastAsia" w:hAnsiTheme="minorEastAsia" w:cs="굴림" w:hint="eastAsia"/>
+          <w:rFonts w:asciiTheme="minorEastAsia" w:eastAsiaTheme="minorEastAsia" w:hAnsiTheme="minorEastAsia" w:cs="굴림"/>
           <w:b/>
           <w:bCs/>
           <w:kern w:val="0"/>
@@ -20006,7 +20022,6 @@
       <w:pStyle w:val="a4"/>
       <w:jc w:val="right"/>
       <w:rPr>
-        <w:rFonts w:hint="eastAsia"/>
         <w:sz w:val="16"/>
         <w:lang w:val="en-US" w:eastAsia="ko-KR"/>
       </w:rPr>
@@ -20060,7 +20075,6 @@
       <w:pStyle w:val="a4"/>
       <w:jc w:val="right"/>
       <w:rPr>
-        <w:rFonts w:hint="eastAsia"/>
         <w:sz w:val="16"/>
         <w:lang w:val="en-US"/>
       </w:rPr>

--- a/template_corp_annual.docx
+++ b/template_corp_annual.docx
@@ -1,6 +1,6 @@
 
 <file path=word/document.xml><?xml version="1.0" encoding="utf-8"?>
-<w:document xmlns:wpc="http://schemas.microsoft.com/office/word/2010/wordprocessingCanvas" xmlns:cx="http://schemas.microsoft.com/office/drawing/2014/chartex" xmlns:cx1="http://schemas.microsoft.com/office/drawing/2015/9/8/chartex" xmlns:cx2="http://schemas.microsoft.com/office/drawing/2015/10/21/chartex" xmlns:cx3="http://schemas.microsoft.com/office/drawing/2016/5/9/chartex" xmlns:cx4="http://schemas.microsoft.com/office/drawing/2016/5/10/chartex" xmlns:cx5="http://schemas.microsoft.com/office/drawing/2016/5/11/chartex" xmlns:cx6="http://schemas.microsoft.com/office/drawing/2016/5/12/chartex" xmlns:cx7="http://schemas.microsoft.com/office/drawing/2016/5/13/chartex" xmlns:cx8="http://schemas.microsoft.com/office/drawing/2016/5/14/chartex" xmlns:mc="http://schemas.openxmlformats.org/markup-compatibility/2006" xmlns:aink="http://schemas.microsoft.com/office/drawing/2016/ink" xmlns:am3d="http://schemas.microsoft.com/office/drawing/2017/model3d" xmlns:o="urn:schemas-microsoft-com:office:office" xmlns:oel="http://schemas.microsoft.com/office/2019/extlst" xmlns:r="http://schemas.openxmlformats.org/officeDocument/2006/relationships" xmlns:m="http://schemas.openxmlformats.org/officeDocument/2006/math" xmlns:v="urn:schemas-microsoft-com:vml" xmlns:wp14="http://schemas.microsoft.com/office/word/2010/wordprocessingDrawing" xmlns:wp="http://schemas.openxmlformats.org/drawingml/2006/wordprocessingDrawing" xmlns:w10="urn:schemas-microsoft-com:office:word" xmlns:w="http://schemas.openxmlformats.org/wordprocessingml/2006/main" xmlns:w14="http://schemas.microsoft.com/office/word/2010/wordml" xmlns:w15="http://schemas.microsoft.com/office/word/2012/wordml" xmlns:w16cex="http://schemas.microsoft.com/office/word/2018/wordml/cex" xmlns:w16cid="http://schemas.microsoft.com/office/word/2016/wordml/cid" xmlns:w16="http://schemas.microsoft.com/office/word/2018/wordml" xmlns:w16du="http://schemas.microsoft.com/office/word/2023/wordml/word16du" xmlns:w16sdtdh="http://schemas.microsoft.com/office/word/2020/wordml/sdtdatahash" xmlns:w16sdtfl="http://schemas.microsoft.com/office/word/2024/wordml/sdtformatlock" xmlns:w16se="http://schemas.microsoft.com/office/word/2015/wordml/symex" xmlns:wpg="http://schemas.microsoft.com/office/word/2010/wordprocessingGroup" xmlns:wpi="http://schemas.microsoft.com/office/word/2010/wordprocessingInk" xmlns:wne="http://schemas.microsoft.com/office/word/2006/wordml" xmlns:wps="http://schemas.microsoft.com/office/word/2010/wordprocessingShape" mc:Ignorable="w14 w15 w16se w16cid w16 w16cex w16sdtdh w16sdtfl w16du wp14">
+<w:document xmlns:wpc="http://schemas.microsoft.com/office/word/2010/wordprocessingCanvas" xmlns:cx="http://schemas.microsoft.com/office/drawing/2014/chartex" xmlns:cx1="http://schemas.microsoft.com/office/drawing/2015/9/8/chartex" xmlns:cx2="http://schemas.microsoft.com/office/drawing/2015/10/21/chartex" xmlns:cx3="http://schemas.microsoft.com/office/drawing/2016/5/9/chartex" xmlns:cx4="http://schemas.microsoft.com/office/drawing/2016/5/10/chartex" xmlns:cx5="http://schemas.microsoft.com/office/drawing/2016/5/11/chartex" xmlns:cx6="http://schemas.microsoft.com/office/drawing/2016/5/12/chartex" xmlns:cx7="http://schemas.microsoft.com/office/drawing/2016/5/13/chartex" xmlns:cx8="http://schemas.microsoft.com/office/drawing/2016/5/14/chartex" xmlns:mc="http://schemas.openxmlformats.org/markup-compatibility/2006" xmlns:aink="http://schemas.microsoft.com/office/drawing/2016/ink" xmlns:am3d="http://schemas.microsoft.com/office/drawing/2017/model3d" xmlns:o="urn:schemas-microsoft-com:office:office" xmlns:oel="http://schemas.microsoft.com/office/2019/extlst" xmlns:r="http://schemas.openxmlformats.org/officeDocument/2006/relationships" xmlns:m="http://schemas.openxmlformats.org/officeDocument/2006/math" xmlns:v="urn:schemas-microsoft-com:vml" xmlns:wp14="http://schemas.microsoft.com/office/word/2010/wordprocessingDrawing" xmlns:wp="http://schemas.openxmlformats.org/drawingml/2006/wordprocessingDrawing" xmlns:w10="urn:schemas-microsoft-com:office:word" xmlns:w="http://schemas.openxmlformats.org/wordprocessingml/2006/main" xmlns:w14="http://schemas.microsoft.com/office/word/2010/wordml" xmlns:w15="http://schemas.microsoft.com/office/word/2012/wordml" xmlns:w16cei="http://schemas.microsoft.com/office/word/2026/wordml/cei" xmlns:w16cex="http://schemas.microsoft.com/office/word/2018/wordml/cex" xmlns:w16cid="http://schemas.microsoft.com/office/word/2016/wordml/cid" xmlns:w16="http://schemas.microsoft.com/office/word/2018/wordml" xmlns:w16du="http://schemas.microsoft.com/office/word/2023/wordml/word16du" xmlns:w16sdtdh="http://schemas.microsoft.com/office/word/2020/wordml/sdtdatahash" xmlns:w16sdtfl="http://schemas.microsoft.com/office/word/2024/wordml/sdtformatlock" xmlns:w16se="http://schemas.microsoft.com/office/word/2015/wordml/symex" xmlns:wpg="http://schemas.microsoft.com/office/word/2010/wordprocessingGroup" xmlns:wpi="http://schemas.microsoft.com/office/word/2010/wordprocessingInk" xmlns:wne="http://schemas.microsoft.com/office/word/2006/wordml" xmlns:wps="http://schemas.microsoft.com/office/word/2010/wordprocessingShape" mc:Ignorable="w14 w15 w16se w16cid w16 w16cex w16sdtdh w16sdtfl w16du wp14">
   <w:body>
     <w:tbl>
       <w:tblPr>
@@ -816,7 +816,25 @@
                 <w:sz w:val="18"/>
                 <w:szCs w:val="18"/>
               </w:rPr>
-              <w:t>{{ contact_title }}</w:t>
+              <w:t>{{ cont</w:t>
+            </w:r>
+            <w:r>
+              <w:rPr>
+                <w:rFonts w:asciiTheme="minorEastAsia" w:eastAsiaTheme="minorEastAsia" w:hAnsiTheme="minorEastAsia" w:cs="굴림" w:hint="eastAsia"/>
+                <w:kern w:val="0"/>
+                <w:sz w:val="18"/>
+                <w:szCs w:val="18"/>
+              </w:rPr>
+              <w:t>r</w:t>
+            </w:r>
+            <w:r>
+              <w:rPr>
+                <w:rFonts w:asciiTheme="minorEastAsia" w:eastAsiaTheme="minorEastAsia" w:hAnsiTheme="minorEastAsia" w:cs="굴림" w:hint="eastAsia"/>
+                <w:kern w:val="0"/>
+                <w:sz w:val="18"/>
+                <w:szCs w:val="18"/>
+              </w:rPr>
+              <w:t>act_title }}</w:t>
             </w:r>
           </w:p>
         </w:tc>
@@ -1251,7 +1269,23 @@
                 <w:sz w:val="18"/>
                 <w:szCs w:val="18"/>
               </w:rPr>
-              <w:t>{{ contact_</w:t>
+              <w:t>{{ cont</w:t>
+            </w:r>
+            <w:r>
+              <w:rPr>
+                <w:rFonts w:asciiTheme="minorEastAsia" w:eastAsiaTheme="minorEastAsia" w:hAnsiTheme="minorEastAsia" w:hint="eastAsia"/>
+                <w:sz w:val="18"/>
+                <w:szCs w:val="18"/>
+              </w:rPr>
+              <w:t>r</w:t>
+            </w:r>
+            <w:r>
+              <w:rPr>
+                <w:rFonts w:asciiTheme="minorEastAsia" w:eastAsiaTheme="minorEastAsia" w:hAnsiTheme="minorEastAsia" w:hint="eastAsia"/>
+                <w:sz w:val="18"/>
+                <w:szCs w:val="18"/>
+              </w:rPr>
+              <w:t>act_</w:t>
             </w:r>
             <w:r>
               <w:rPr>
@@ -19874,7 +19908,7 @@
 </file>
 
 <file path=word/comments.xml><?xml version="1.0" encoding="utf-8"?>
-<w:comments xmlns:wpc="http://schemas.microsoft.com/office/word/2010/wordprocessingCanvas" xmlns:cx="http://schemas.microsoft.com/office/drawing/2014/chartex" xmlns:cx1="http://schemas.microsoft.com/office/drawing/2015/9/8/chartex" xmlns:cx2="http://schemas.microsoft.com/office/drawing/2015/10/21/chartex" xmlns:cx3="http://schemas.microsoft.com/office/drawing/2016/5/9/chartex" xmlns:cx4="http://schemas.microsoft.com/office/drawing/2016/5/10/chartex" xmlns:cx5="http://schemas.microsoft.com/office/drawing/2016/5/11/chartex" xmlns:cx6="http://schemas.microsoft.com/office/drawing/2016/5/12/chartex" xmlns:cx7="http://schemas.microsoft.com/office/drawing/2016/5/13/chartex" xmlns:cx8="http://schemas.microsoft.com/office/drawing/2016/5/14/chartex" xmlns:mc="http://schemas.openxmlformats.org/markup-compatibility/2006" xmlns:aink="http://schemas.microsoft.com/office/drawing/2016/ink" xmlns:am3d="http://schemas.microsoft.com/office/drawing/2017/model3d" xmlns:o="urn:schemas-microsoft-com:office:office" xmlns:oel="http://schemas.microsoft.com/office/2019/extlst" xmlns:r="http://schemas.openxmlformats.org/officeDocument/2006/relationships" xmlns:m="http://schemas.openxmlformats.org/officeDocument/2006/math" xmlns:v="urn:schemas-microsoft-com:vml" xmlns:wp14="http://schemas.microsoft.com/office/word/2010/wordprocessingDrawing" xmlns:wp="http://schemas.openxmlformats.org/drawingml/2006/wordprocessingDrawing" xmlns:w10="urn:schemas-microsoft-com:office:word" xmlns:w="http://schemas.openxmlformats.org/wordprocessingml/2006/main" xmlns:w14="http://schemas.microsoft.com/office/word/2010/wordml" xmlns:w15="http://schemas.microsoft.com/office/word/2012/wordml" xmlns:w16cex="http://schemas.microsoft.com/office/word/2018/wordml/cex" xmlns:w16cid="http://schemas.microsoft.com/office/word/2016/wordml/cid" xmlns:w16="http://schemas.microsoft.com/office/word/2018/wordml" xmlns:w16du="http://schemas.microsoft.com/office/word/2023/wordml/word16du" xmlns:w16sdtdh="http://schemas.microsoft.com/office/word/2020/wordml/sdtdatahash" xmlns:w16sdtfl="http://schemas.microsoft.com/office/word/2024/wordml/sdtformatlock" xmlns:w16se="http://schemas.microsoft.com/office/word/2015/wordml/symex" xmlns:wpg="http://schemas.microsoft.com/office/word/2010/wordprocessingGroup" xmlns:wpi="http://schemas.microsoft.com/office/word/2010/wordprocessingInk" xmlns:wne="http://schemas.microsoft.com/office/word/2006/wordml" xmlns:wps="http://schemas.microsoft.com/office/word/2010/wordprocessingShape" mc:Ignorable="w14 w15 w16se w16cid w16 w16cex w16sdtdh w16sdtfl w16du wp14">
+<w:comments xmlns:wpc="http://schemas.microsoft.com/office/word/2010/wordprocessingCanvas" xmlns:cx="http://schemas.microsoft.com/office/drawing/2014/chartex" xmlns:cx1="http://schemas.microsoft.com/office/drawing/2015/9/8/chartex" xmlns:cx2="http://schemas.microsoft.com/office/drawing/2015/10/21/chartex" xmlns:cx3="http://schemas.microsoft.com/office/drawing/2016/5/9/chartex" xmlns:cx4="http://schemas.microsoft.com/office/drawing/2016/5/10/chartex" xmlns:cx5="http://schemas.microsoft.com/office/drawing/2016/5/11/chartex" xmlns:cx6="http://schemas.microsoft.com/office/drawing/2016/5/12/chartex" xmlns:cx7="http://schemas.microsoft.com/office/drawing/2016/5/13/chartex" xmlns:cx8="http://schemas.microsoft.com/office/drawing/2016/5/14/chartex" xmlns:mc="http://schemas.openxmlformats.org/markup-compatibility/2006" xmlns:aink="http://schemas.microsoft.com/office/drawing/2016/ink" xmlns:am3d="http://schemas.microsoft.com/office/drawing/2017/model3d" xmlns:o="urn:schemas-microsoft-com:office:office" xmlns:oel="http://schemas.microsoft.com/office/2019/extlst" xmlns:r="http://schemas.openxmlformats.org/officeDocument/2006/relationships" xmlns:m="http://schemas.openxmlformats.org/officeDocument/2006/math" xmlns:v="urn:schemas-microsoft-com:vml" xmlns:wp14="http://schemas.microsoft.com/office/word/2010/wordprocessingDrawing" xmlns:wp="http://schemas.openxmlformats.org/drawingml/2006/wordprocessingDrawing" xmlns:w10="urn:schemas-microsoft-com:office:word" xmlns:w="http://schemas.openxmlformats.org/wordprocessingml/2006/main" xmlns:w14="http://schemas.microsoft.com/office/word/2010/wordml" xmlns:w15="http://schemas.microsoft.com/office/word/2012/wordml" xmlns:w16cei="http://schemas.microsoft.com/office/word/2026/wordml/cei" xmlns:w16cex="http://schemas.microsoft.com/office/word/2018/wordml/cex" xmlns:w16cid="http://schemas.microsoft.com/office/word/2016/wordml/cid" xmlns:w16="http://schemas.microsoft.com/office/word/2018/wordml" xmlns:w16du="http://schemas.microsoft.com/office/word/2023/wordml/word16du" xmlns:w16sdtdh="http://schemas.microsoft.com/office/word/2020/wordml/sdtdatahash" xmlns:w16sdtfl="http://schemas.microsoft.com/office/word/2024/wordml/sdtformatlock" xmlns:w16se="http://schemas.microsoft.com/office/word/2015/wordml/symex" xmlns:wpg="http://schemas.microsoft.com/office/word/2010/wordprocessingGroup" xmlns:wpi="http://schemas.microsoft.com/office/word/2010/wordprocessingInk" xmlns:wne="http://schemas.microsoft.com/office/word/2006/wordml" xmlns:wps="http://schemas.microsoft.com/office/word/2010/wordprocessingShape" mc:Ignorable="w14 w15 w16se w16cid w16 w16cex w16sdtdh w16sdtfl w16du wp14">
   <w:comment w:id="1" w:author="김효정" w:date="2025-12-17T15:22:00Z" w:initials="효김">
     <w:p>
       <w:pPr>
@@ -19912,28 +19946,28 @@
 </file>
 
 <file path=word/commentsExtended.xml><?xml version="1.0" encoding="utf-8"?>
-<w15:commentsEx xmlns:wpc="http://schemas.microsoft.com/office/word/2010/wordprocessingCanvas" xmlns:cx="http://schemas.microsoft.com/office/drawing/2014/chartex" xmlns:cx1="http://schemas.microsoft.com/office/drawing/2015/9/8/chartex" xmlns:cx2="http://schemas.microsoft.com/office/drawing/2015/10/21/chartex" xmlns:cx3="http://schemas.microsoft.com/office/drawing/2016/5/9/chartex" xmlns:cx4="http://schemas.microsoft.com/office/drawing/2016/5/10/chartex" xmlns:cx5="http://schemas.microsoft.com/office/drawing/2016/5/11/chartex" xmlns:cx6="http://schemas.microsoft.com/office/drawing/2016/5/12/chartex" xmlns:cx7="http://schemas.microsoft.com/office/drawing/2016/5/13/chartex" xmlns:cx8="http://schemas.microsoft.com/office/drawing/2016/5/14/chartex" xmlns:mc="http://schemas.openxmlformats.org/markup-compatibility/2006" xmlns:aink="http://schemas.microsoft.com/office/drawing/2016/ink" xmlns:am3d="http://schemas.microsoft.com/office/drawing/2017/model3d" xmlns:o="urn:schemas-microsoft-com:office:office" xmlns:oel="http://schemas.microsoft.com/office/2019/extlst" xmlns:r="http://schemas.openxmlformats.org/officeDocument/2006/relationships" xmlns:m="http://schemas.openxmlformats.org/officeDocument/2006/math" xmlns:v="urn:schemas-microsoft-com:vml" xmlns:wp14="http://schemas.microsoft.com/office/word/2010/wordprocessingDrawing" xmlns:wp="http://schemas.openxmlformats.org/drawingml/2006/wordprocessingDrawing" xmlns:w10="urn:schemas-microsoft-com:office:word" xmlns:w="http://schemas.openxmlformats.org/wordprocessingml/2006/main" xmlns:w14="http://schemas.microsoft.com/office/word/2010/wordml" xmlns:w15="http://schemas.microsoft.com/office/word/2012/wordml" xmlns:w16cex="http://schemas.microsoft.com/office/word/2018/wordml/cex" xmlns:w16cid="http://schemas.microsoft.com/office/word/2016/wordml/cid" xmlns:w16="http://schemas.microsoft.com/office/word/2018/wordml" xmlns:w16du="http://schemas.microsoft.com/office/word/2023/wordml/word16du" xmlns:w16sdtdh="http://schemas.microsoft.com/office/word/2020/wordml/sdtdatahash" xmlns:w16sdtfl="http://schemas.microsoft.com/office/word/2024/wordml/sdtformatlock" xmlns:w16se="http://schemas.microsoft.com/office/word/2015/wordml/symex" xmlns:wpg="http://schemas.microsoft.com/office/word/2010/wordprocessingGroup" xmlns:wpi="http://schemas.microsoft.com/office/word/2010/wordprocessingInk" xmlns:wne="http://schemas.microsoft.com/office/word/2006/wordml" xmlns:wps="http://schemas.microsoft.com/office/word/2010/wordprocessingShape" mc:Ignorable="w14 w15 w16se w16cid w16 w16cex w16sdtdh w16sdtfl w16du wp14">
+<w15:commentsEx xmlns:wpc="http://schemas.microsoft.com/office/word/2010/wordprocessingCanvas" xmlns:cx="http://schemas.microsoft.com/office/drawing/2014/chartex" xmlns:cx1="http://schemas.microsoft.com/office/drawing/2015/9/8/chartex" xmlns:cx2="http://schemas.microsoft.com/office/drawing/2015/10/21/chartex" xmlns:cx3="http://schemas.microsoft.com/office/drawing/2016/5/9/chartex" xmlns:cx4="http://schemas.microsoft.com/office/drawing/2016/5/10/chartex" xmlns:cx5="http://schemas.microsoft.com/office/drawing/2016/5/11/chartex" xmlns:cx6="http://schemas.microsoft.com/office/drawing/2016/5/12/chartex" xmlns:cx7="http://schemas.microsoft.com/office/drawing/2016/5/13/chartex" xmlns:cx8="http://schemas.microsoft.com/office/drawing/2016/5/14/chartex" xmlns:mc="http://schemas.openxmlformats.org/markup-compatibility/2006" xmlns:aink="http://schemas.microsoft.com/office/drawing/2016/ink" xmlns:am3d="http://schemas.microsoft.com/office/drawing/2017/model3d" xmlns:o="urn:schemas-microsoft-com:office:office" xmlns:oel="http://schemas.microsoft.com/office/2019/extlst" xmlns:r="http://schemas.openxmlformats.org/officeDocument/2006/relationships" xmlns:m="http://schemas.openxmlformats.org/officeDocument/2006/math" xmlns:v="urn:schemas-microsoft-com:vml" xmlns:wp14="http://schemas.microsoft.com/office/word/2010/wordprocessingDrawing" xmlns:wp="http://schemas.openxmlformats.org/drawingml/2006/wordprocessingDrawing" xmlns:w10="urn:schemas-microsoft-com:office:word" xmlns:w="http://schemas.openxmlformats.org/wordprocessingml/2006/main" xmlns:w14="http://schemas.microsoft.com/office/word/2010/wordml" xmlns:w15="http://schemas.microsoft.com/office/word/2012/wordml" xmlns:w16cei="http://schemas.microsoft.com/office/word/2026/wordml/cei" xmlns:w16cex="http://schemas.microsoft.com/office/word/2018/wordml/cex" xmlns:w16cid="http://schemas.microsoft.com/office/word/2016/wordml/cid" xmlns:w16="http://schemas.microsoft.com/office/word/2018/wordml" xmlns:w16du="http://schemas.microsoft.com/office/word/2023/wordml/word16du" xmlns:w16sdtdh="http://schemas.microsoft.com/office/word/2020/wordml/sdtdatahash" xmlns:w16sdtfl="http://schemas.microsoft.com/office/word/2024/wordml/sdtformatlock" xmlns:w16se="http://schemas.microsoft.com/office/word/2015/wordml/symex" xmlns:wpg="http://schemas.microsoft.com/office/word/2010/wordprocessingGroup" xmlns:wpi="http://schemas.microsoft.com/office/word/2010/wordprocessingInk" xmlns:wne="http://schemas.microsoft.com/office/word/2006/wordml" xmlns:wps="http://schemas.microsoft.com/office/word/2010/wordprocessingShape" mc:Ignorable="w14 w15 w16se w16cid w16 w16cex w16sdtdh w16sdtfl w16du wp14">
   <w15:commentEx w15:paraId="578BDBC3" w15:done="0"/>
   <w15:commentEx w15:paraId="4BB30CF9" w15:done="0"/>
 </w15:commentsEx>
 </file>
 
 <file path=word/commentsExtensible.xml><?xml version="1.0" encoding="utf-8"?>
-<w16cex:commentsExtensible xmlns:wpc="http://schemas.microsoft.com/office/word/2010/wordprocessingCanvas" xmlns:cx="http://schemas.microsoft.com/office/drawing/2014/chartex" xmlns:cx1="http://schemas.microsoft.com/office/drawing/2015/9/8/chartex" xmlns:cx2="http://schemas.microsoft.com/office/drawing/2015/10/21/chartex" xmlns:cx3="http://schemas.microsoft.com/office/drawing/2016/5/9/chartex" xmlns:cx4="http://schemas.microsoft.com/office/drawing/2016/5/10/chartex" xmlns:cx5="http://schemas.microsoft.com/office/drawing/2016/5/11/chartex" xmlns:cx6="http://schemas.microsoft.com/office/drawing/2016/5/12/chartex" xmlns:cx7="http://schemas.microsoft.com/office/drawing/2016/5/13/chartex" xmlns:cx8="http://schemas.microsoft.com/office/drawing/2016/5/14/chartex" xmlns:cr="http://schemas.microsoft.com/office/comments/2020/reactions" xmlns:mc="http://schemas.openxmlformats.org/markup-compatibility/2006" xmlns:aink="http://schemas.microsoft.com/office/drawing/2016/ink" xmlns:am3d="http://schemas.microsoft.com/office/drawing/2017/model3d" xmlns:o="urn:schemas-microsoft-com:office:office" xmlns:oel="http://schemas.microsoft.com/office/2019/extlst" xmlns:r="http://schemas.openxmlformats.org/officeDocument/2006/relationships" xmlns:m="http://schemas.openxmlformats.org/officeDocument/2006/math" xmlns:v="urn:schemas-microsoft-com:vml" xmlns:wp14="http://schemas.microsoft.com/office/word/2010/wordprocessingDrawing" xmlns:wp="http://schemas.openxmlformats.org/drawingml/2006/wordprocessingDrawing" xmlns:w10="urn:schemas-microsoft-com:office:word" xmlns:w="http://schemas.openxmlformats.org/wordprocessingml/2006/main" xmlns:w14="http://schemas.microsoft.com/office/word/2010/wordml" xmlns:w15="http://schemas.microsoft.com/office/word/2012/wordml" xmlns:w16cex="http://schemas.microsoft.com/office/word/2018/wordml/cex" xmlns:w16cid="http://schemas.microsoft.com/office/word/2016/wordml/cid" xmlns:w16="http://schemas.microsoft.com/office/word/2018/wordml" xmlns:w16du="http://schemas.microsoft.com/office/word/2023/wordml/word16du" xmlns:w16sdtdh="http://schemas.microsoft.com/office/word/2020/wordml/sdtdatahash" xmlns:w16sdtfl="http://schemas.microsoft.com/office/word/2024/wordml/sdtformatlock" xmlns:w16se="http://schemas.microsoft.com/office/word/2015/wordml/symex" xmlns:wpg="http://schemas.microsoft.com/office/word/2010/wordprocessingGroup" xmlns:wpi="http://schemas.microsoft.com/office/word/2010/wordprocessingInk" xmlns:wne="http://schemas.microsoft.com/office/word/2006/wordml" xmlns:wps="http://schemas.microsoft.com/office/word/2010/wordprocessingShape" mc:Ignorable="w14 w15 w16se w16cid w16 w16cex w16sdtdh w16sdtfl cr w16du wp14">
+<w16cex:commentsExtensible xmlns:wpc="http://schemas.microsoft.com/office/word/2010/wordprocessingCanvas" xmlns:cx="http://schemas.microsoft.com/office/drawing/2014/chartex" xmlns:cx1="http://schemas.microsoft.com/office/drawing/2015/9/8/chartex" xmlns:cx2="http://schemas.microsoft.com/office/drawing/2015/10/21/chartex" xmlns:cx3="http://schemas.microsoft.com/office/drawing/2016/5/9/chartex" xmlns:cx4="http://schemas.microsoft.com/office/drawing/2016/5/10/chartex" xmlns:cx5="http://schemas.microsoft.com/office/drawing/2016/5/11/chartex" xmlns:cx6="http://schemas.microsoft.com/office/drawing/2016/5/12/chartex" xmlns:cx7="http://schemas.microsoft.com/office/drawing/2016/5/13/chartex" xmlns:cx8="http://schemas.microsoft.com/office/drawing/2016/5/14/chartex" xmlns:cr="http://schemas.microsoft.com/office/comments/2020/reactions" xmlns:mc="http://schemas.openxmlformats.org/markup-compatibility/2006" xmlns:aink="http://schemas.microsoft.com/office/drawing/2016/ink" xmlns:am3d="http://schemas.microsoft.com/office/drawing/2017/model3d" xmlns:o="urn:schemas-microsoft-com:office:office" xmlns:oel="http://schemas.microsoft.com/office/2019/extlst" xmlns:r="http://schemas.openxmlformats.org/officeDocument/2006/relationships" xmlns:m="http://schemas.openxmlformats.org/officeDocument/2006/math" xmlns:v="urn:schemas-microsoft-com:vml" xmlns:wp14="http://schemas.microsoft.com/office/word/2010/wordprocessingDrawing" xmlns:wp="http://schemas.openxmlformats.org/drawingml/2006/wordprocessingDrawing" xmlns:w10="urn:schemas-microsoft-com:office:word" xmlns:w="http://schemas.openxmlformats.org/wordprocessingml/2006/main" xmlns:w14="http://schemas.microsoft.com/office/word/2010/wordml" xmlns:w15="http://schemas.microsoft.com/office/word/2012/wordml" xmlns:w16cei="http://schemas.microsoft.com/office/word/2026/wordml/cei" xmlns:w16cex="http://schemas.microsoft.com/office/word/2018/wordml/cex" xmlns:w16cid="http://schemas.microsoft.com/office/word/2016/wordml/cid" xmlns:w16="http://schemas.microsoft.com/office/word/2018/wordml" xmlns:w16du="http://schemas.microsoft.com/office/word/2023/wordml/word16du" xmlns:w16sdtdh="http://schemas.microsoft.com/office/word/2020/wordml/sdtdatahash" xmlns:w16sdtfl="http://schemas.microsoft.com/office/word/2024/wordml/sdtformatlock" xmlns:w16se="http://schemas.microsoft.com/office/word/2015/wordml/symex" xmlns:wpg="http://schemas.microsoft.com/office/word/2010/wordprocessingGroup" xmlns:wpi="http://schemas.microsoft.com/office/word/2010/wordprocessingInk" xmlns:wne="http://schemas.microsoft.com/office/word/2006/wordml" xmlns:wps="http://schemas.microsoft.com/office/word/2010/wordprocessingShape" mc:Ignorable="w14 w15 w16se w16cid w16 w16cex w16sdtdh w16sdtfl cr w16du wp14">
   <w16cex:commentExtensible w16cex:durableId="564A270A" w16cex:dateUtc="2025-12-17T06:22:00Z"/>
   <w16cex:commentExtensible w16cex:durableId="51ACF156" w16cex:dateUtc="2025-12-17T03:36:00Z"/>
 </w16cex:commentsExtensible>
 </file>
 
 <file path=word/commentsIds.xml><?xml version="1.0" encoding="utf-8"?>
-<w16cid:commentsIds xmlns:wpc="http://schemas.microsoft.com/office/word/2010/wordprocessingCanvas" xmlns:cx="http://schemas.microsoft.com/office/drawing/2014/chartex" xmlns:cx1="http://schemas.microsoft.com/office/drawing/2015/9/8/chartex" xmlns:cx2="http://schemas.microsoft.com/office/drawing/2015/10/21/chartex" xmlns:cx3="http://schemas.microsoft.com/office/drawing/2016/5/9/chartex" xmlns:cx4="http://schemas.microsoft.com/office/drawing/2016/5/10/chartex" xmlns:cx5="http://schemas.microsoft.com/office/drawing/2016/5/11/chartex" xmlns:cx6="http://schemas.microsoft.com/office/drawing/2016/5/12/chartex" xmlns:cx7="http://schemas.microsoft.com/office/drawing/2016/5/13/chartex" xmlns:cx8="http://schemas.microsoft.com/office/drawing/2016/5/14/chartex" xmlns:mc="http://schemas.openxmlformats.org/markup-compatibility/2006" xmlns:aink="http://schemas.microsoft.com/office/drawing/2016/ink" xmlns:am3d="http://schemas.microsoft.com/office/drawing/2017/model3d" xmlns:o="urn:schemas-microsoft-com:office:office" xmlns:oel="http://schemas.microsoft.com/office/2019/extlst" xmlns:r="http://schemas.openxmlformats.org/officeDocument/2006/relationships" xmlns:m="http://schemas.openxmlformats.org/officeDocument/2006/math" xmlns:v="urn:schemas-microsoft-com:vml" xmlns:wp14="http://schemas.microsoft.com/office/word/2010/wordprocessingDrawing" xmlns:wp="http://schemas.openxmlformats.org/drawingml/2006/wordprocessingDrawing" xmlns:w10="urn:schemas-microsoft-com:office:word" xmlns:w="http://schemas.openxmlformats.org/wordprocessingml/2006/main" xmlns:w14="http://schemas.microsoft.com/office/word/2010/wordml" xmlns:w15="http://schemas.microsoft.com/office/word/2012/wordml" xmlns:w16cex="http://schemas.microsoft.com/office/word/2018/wordml/cex" xmlns:w16cid="http://schemas.microsoft.com/office/word/2016/wordml/cid" xmlns:w16="http://schemas.microsoft.com/office/word/2018/wordml" xmlns:w16du="http://schemas.microsoft.com/office/word/2023/wordml/word16du" xmlns:w16sdtdh="http://schemas.microsoft.com/office/word/2020/wordml/sdtdatahash" xmlns:w16sdtfl="http://schemas.microsoft.com/office/word/2024/wordml/sdtformatlock" xmlns:w16se="http://schemas.microsoft.com/office/word/2015/wordml/symex" xmlns:wpg="http://schemas.microsoft.com/office/word/2010/wordprocessingGroup" xmlns:wpi="http://schemas.microsoft.com/office/word/2010/wordprocessingInk" xmlns:wne="http://schemas.microsoft.com/office/word/2006/wordml" xmlns:wps="http://schemas.microsoft.com/office/word/2010/wordprocessingShape" mc:Ignorable="w14 w15 w16se w16cid w16 w16cex w16sdtdh w16sdtfl w16du wp14">
+<w16cid:commentsIds xmlns:wpc="http://schemas.microsoft.com/office/word/2010/wordprocessingCanvas" xmlns:cx="http://schemas.microsoft.com/office/drawing/2014/chartex" xmlns:cx1="http://schemas.microsoft.com/office/drawing/2015/9/8/chartex" xmlns:cx2="http://schemas.microsoft.com/office/drawing/2015/10/21/chartex" xmlns:cx3="http://schemas.microsoft.com/office/drawing/2016/5/9/chartex" xmlns:cx4="http://schemas.microsoft.com/office/drawing/2016/5/10/chartex" xmlns:cx5="http://schemas.microsoft.com/office/drawing/2016/5/11/chartex" xmlns:cx6="http://schemas.microsoft.com/office/drawing/2016/5/12/chartex" xmlns:cx7="http://schemas.microsoft.com/office/drawing/2016/5/13/chartex" xmlns:cx8="http://schemas.microsoft.com/office/drawing/2016/5/14/chartex" xmlns:mc="http://schemas.openxmlformats.org/markup-compatibility/2006" xmlns:aink="http://schemas.microsoft.com/office/drawing/2016/ink" xmlns:am3d="http://schemas.microsoft.com/office/drawing/2017/model3d" xmlns:o="urn:schemas-microsoft-com:office:office" xmlns:oel="http://schemas.microsoft.com/office/2019/extlst" xmlns:r="http://schemas.openxmlformats.org/officeDocument/2006/relationships" xmlns:m="http://schemas.openxmlformats.org/officeDocument/2006/math" xmlns:v="urn:schemas-microsoft-com:vml" xmlns:wp14="http://schemas.microsoft.com/office/word/2010/wordprocessingDrawing" xmlns:wp="http://schemas.openxmlformats.org/drawingml/2006/wordprocessingDrawing" xmlns:w10="urn:schemas-microsoft-com:office:word" xmlns:w="http://schemas.openxmlformats.org/wordprocessingml/2006/main" xmlns:w14="http://schemas.microsoft.com/office/word/2010/wordml" xmlns:w15="http://schemas.microsoft.com/office/word/2012/wordml" xmlns:w16cei="http://schemas.microsoft.com/office/word/2026/wordml/cei" xmlns:w16cex="http://schemas.microsoft.com/office/word/2018/wordml/cex" xmlns:w16cid="http://schemas.microsoft.com/office/word/2016/wordml/cid" xmlns:w16="http://schemas.microsoft.com/office/word/2018/wordml" xmlns:w16du="http://schemas.microsoft.com/office/word/2023/wordml/word16du" xmlns:w16sdtdh="http://schemas.microsoft.com/office/word/2020/wordml/sdtdatahash" xmlns:w16sdtfl="http://schemas.microsoft.com/office/word/2024/wordml/sdtformatlock" xmlns:w16se="http://schemas.microsoft.com/office/word/2015/wordml/symex" xmlns:wpg="http://schemas.microsoft.com/office/word/2010/wordprocessingGroup" xmlns:wpi="http://schemas.microsoft.com/office/word/2010/wordprocessingInk" xmlns:wne="http://schemas.microsoft.com/office/word/2006/wordml" xmlns:wps="http://schemas.microsoft.com/office/word/2010/wordprocessingShape" mc:Ignorable="w14 w15 w16se w16cid w16 w16cex w16sdtdh w16sdtfl w16du wp14">
   <w16cid:commentId w16cid:paraId="578BDBC3" w16cid:durableId="564A270A"/>
   <w16cid:commentId w16cid:paraId="4BB30CF9" w16cid:durableId="51ACF156"/>
 </w16cid:commentsIds>
 </file>
 
 <file path=word/endnotes.xml><?xml version="1.0" encoding="utf-8"?>
-<w:endnotes xmlns:wpc="http://schemas.microsoft.com/office/word/2010/wordprocessingCanvas" xmlns:cx="http://schemas.microsoft.com/office/drawing/2014/chartex" xmlns:cx1="http://schemas.microsoft.com/office/drawing/2015/9/8/chartex" xmlns:cx2="http://schemas.microsoft.com/office/drawing/2015/10/21/chartex" xmlns:cx3="http://schemas.microsoft.com/office/drawing/2016/5/9/chartex" xmlns:cx4="http://schemas.microsoft.com/office/drawing/2016/5/10/chartex" xmlns:cx5="http://schemas.microsoft.com/office/drawing/2016/5/11/chartex" xmlns:cx6="http://schemas.microsoft.com/office/drawing/2016/5/12/chartex" xmlns:cx7="http://schemas.microsoft.com/office/drawing/2016/5/13/chartex" xmlns:cx8="http://schemas.microsoft.com/office/drawing/2016/5/14/chartex" xmlns:mc="http://schemas.openxmlformats.org/markup-compatibility/2006" xmlns:aink="http://schemas.microsoft.com/office/drawing/2016/ink" xmlns:am3d="http://schemas.microsoft.com/office/drawing/2017/model3d" xmlns:o="urn:schemas-microsoft-com:office:office" xmlns:oel="http://schemas.microsoft.com/office/2019/extlst" xmlns:r="http://schemas.openxmlformats.org/officeDocument/2006/relationships" xmlns:m="http://schemas.openxmlformats.org/officeDocument/2006/math" xmlns:v="urn:schemas-microsoft-com:vml" xmlns:wp14="http://schemas.microsoft.com/office/word/2010/wordprocessingDrawing" xmlns:wp="http://schemas.openxmlformats.org/drawingml/2006/wordprocessingDrawing" xmlns:w10="urn:schemas-microsoft-com:office:word" xmlns:w="http://schemas.openxmlformats.org/wordprocessingml/2006/main" xmlns:w14="http://schemas.microsoft.com/office/word/2010/wordml" xmlns:w15="http://schemas.microsoft.com/office/word/2012/wordml" xmlns:w16cex="http://schemas.microsoft.com/office/word/2018/wordml/cex" xmlns:w16cid="http://schemas.microsoft.com/office/word/2016/wordml/cid" xmlns:w16="http://schemas.microsoft.com/office/word/2018/wordml" xmlns:w16du="http://schemas.microsoft.com/office/word/2023/wordml/word16du" xmlns:w16sdtdh="http://schemas.microsoft.com/office/word/2020/wordml/sdtdatahash" xmlns:w16sdtfl="http://schemas.microsoft.com/office/word/2024/wordml/sdtformatlock" xmlns:w16se="http://schemas.microsoft.com/office/word/2015/wordml/symex" xmlns:wpg="http://schemas.microsoft.com/office/word/2010/wordprocessingGroup" xmlns:wpi="http://schemas.microsoft.com/office/word/2010/wordprocessingInk" xmlns:wne="http://schemas.microsoft.com/office/word/2006/wordml" xmlns:wps="http://schemas.microsoft.com/office/word/2010/wordprocessingShape" mc:Ignorable="w14 w15 w16se w16cid w16 w16cex w16sdtdh w16sdtfl w16du wp14">
+<w:endnotes xmlns:wpc="http://schemas.microsoft.com/office/word/2010/wordprocessingCanvas" xmlns:cx="http://schemas.microsoft.com/office/drawing/2014/chartex" xmlns:cx1="http://schemas.microsoft.com/office/drawing/2015/9/8/chartex" xmlns:cx2="http://schemas.microsoft.com/office/drawing/2015/10/21/chartex" xmlns:cx3="http://schemas.microsoft.com/office/drawing/2016/5/9/chartex" xmlns:cx4="http://schemas.microsoft.com/office/drawing/2016/5/10/chartex" xmlns:cx5="http://schemas.microsoft.com/office/drawing/2016/5/11/chartex" xmlns:cx6="http://schemas.microsoft.com/office/drawing/2016/5/12/chartex" xmlns:cx7="http://schemas.microsoft.com/office/drawing/2016/5/13/chartex" xmlns:cx8="http://schemas.microsoft.com/office/drawing/2016/5/14/chartex" xmlns:mc="http://schemas.openxmlformats.org/markup-compatibility/2006" xmlns:aink="http://schemas.microsoft.com/office/drawing/2016/ink" xmlns:am3d="http://schemas.microsoft.com/office/drawing/2017/model3d" xmlns:o="urn:schemas-microsoft-com:office:office" xmlns:oel="http://schemas.microsoft.com/office/2019/extlst" xmlns:r="http://schemas.openxmlformats.org/officeDocument/2006/relationships" xmlns:m="http://schemas.openxmlformats.org/officeDocument/2006/math" xmlns:v="urn:schemas-microsoft-com:vml" xmlns:wp14="http://schemas.microsoft.com/office/word/2010/wordprocessingDrawing" xmlns:wp="http://schemas.openxmlformats.org/drawingml/2006/wordprocessingDrawing" xmlns:w10="urn:schemas-microsoft-com:office:word" xmlns:w="http://schemas.openxmlformats.org/wordprocessingml/2006/main" xmlns:w14="http://schemas.microsoft.com/office/word/2010/wordml" xmlns:w15="http://schemas.microsoft.com/office/word/2012/wordml" xmlns:w16cei="http://schemas.microsoft.com/office/word/2026/wordml/cei" xmlns:w16cex="http://schemas.microsoft.com/office/word/2018/wordml/cex" xmlns:w16cid="http://schemas.microsoft.com/office/word/2016/wordml/cid" xmlns:w16="http://schemas.microsoft.com/office/word/2018/wordml" xmlns:w16du="http://schemas.microsoft.com/office/word/2023/wordml/word16du" xmlns:w16sdtdh="http://schemas.microsoft.com/office/word/2020/wordml/sdtdatahash" xmlns:w16sdtfl="http://schemas.microsoft.com/office/word/2024/wordml/sdtformatlock" xmlns:w16se="http://schemas.microsoft.com/office/word/2015/wordml/symex" xmlns:wpg="http://schemas.microsoft.com/office/word/2010/wordprocessingGroup" xmlns:wpi="http://schemas.microsoft.com/office/word/2010/wordprocessingInk" xmlns:wne="http://schemas.microsoft.com/office/word/2006/wordml" xmlns:wps="http://schemas.microsoft.com/office/word/2010/wordprocessingShape" mc:Ignorable="w14 w15 w16se w16cid w16 w16cex w16sdtdh w16sdtfl w16du wp14">
   <w:endnote w:type="separator" w:id="-1">
     <w:p>
       <w:r>
@@ -19952,7 +19986,7 @@
 </file>
 
 <file path=word/footer1.xml><?xml version="1.0" encoding="utf-8"?>
-<w:ftr xmlns:wpc="http://schemas.microsoft.com/office/word/2010/wordprocessingCanvas" xmlns:cx="http://schemas.microsoft.com/office/drawing/2014/chartex" xmlns:cx1="http://schemas.microsoft.com/office/drawing/2015/9/8/chartex" xmlns:cx2="http://schemas.microsoft.com/office/drawing/2015/10/21/chartex" xmlns:cx3="http://schemas.microsoft.com/office/drawing/2016/5/9/chartex" xmlns:cx4="http://schemas.microsoft.com/office/drawing/2016/5/10/chartex" xmlns:cx5="http://schemas.microsoft.com/office/drawing/2016/5/11/chartex" xmlns:cx6="http://schemas.microsoft.com/office/drawing/2016/5/12/chartex" xmlns:cx7="http://schemas.microsoft.com/office/drawing/2016/5/13/chartex" xmlns:cx8="http://schemas.microsoft.com/office/drawing/2016/5/14/chartex" xmlns:mc="http://schemas.openxmlformats.org/markup-compatibility/2006" xmlns:aink="http://schemas.microsoft.com/office/drawing/2016/ink" xmlns:am3d="http://schemas.microsoft.com/office/drawing/2017/model3d" xmlns:o="urn:schemas-microsoft-com:office:office" xmlns:oel="http://schemas.microsoft.com/office/2019/extlst" xmlns:r="http://schemas.openxmlformats.org/officeDocument/2006/relationships" xmlns:m="http://schemas.openxmlformats.org/officeDocument/2006/math" xmlns:v="urn:schemas-microsoft-com:vml" xmlns:wp14="http://schemas.microsoft.com/office/word/2010/wordprocessingDrawing" xmlns:wp="http://schemas.openxmlformats.org/drawingml/2006/wordprocessingDrawing" xmlns:w10="urn:schemas-microsoft-com:office:word" xmlns:w="http://schemas.openxmlformats.org/wordprocessingml/2006/main" xmlns:w14="http://schemas.microsoft.com/office/word/2010/wordml" xmlns:w15="http://schemas.microsoft.com/office/word/2012/wordml" xmlns:w16cex="http://schemas.microsoft.com/office/word/2018/wordml/cex" xmlns:w16cid="http://schemas.microsoft.com/office/word/2016/wordml/cid" xmlns:w16="http://schemas.microsoft.com/office/word/2018/wordml" xmlns:w16du="http://schemas.microsoft.com/office/word/2023/wordml/word16du" xmlns:w16sdtdh="http://schemas.microsoft.com/office/word/2020/wordml/sdtdatahash" xmlns:w16sdtfl="http://schemas.microsoft.com/office/word/2024/wordml/sdtformatlock" xmlns:w16se="http://schemas.microsoft.com/office/word/2015/wordml/symex" xmlns:wpg="http://schemas.microsoft.com/office/word/2010/wordprocessingGroup" xmlns:wpi="http://schemas.microsoft.com/office/word/2010/wordprocessingInk" xmlns:wne="http://schemas.microsoft.com/office/word/2006/wordml" xmlns:wps="http://schemas.microsoft.com/office/word/2010/wordprocessingShape" mc:Ignorable="w14 w15 w16se w16cid w16 w16cex w16sdtdh w16sdtfl w16du wp14">
+<w:ftr xmlns:wpc="http://schemas.microsoft.com/office/word/2010/wordprocessingCanvas" xmlns:cx="http://schemas.microsoft.com/office/drawing/2014/chartex" xmlns:cx1="http://schemas.microsoft.com/office/drawing/2015/9/8/chartex" xmlns:cx2="http://schemas.microsoft.com/office/drawing/2015/10/21/chartex" xmlns:cx3="http://schemas.microsoft.com/office/drawing/2016/5/9/chartex" xmlns:cx4="http://schemas.microsoft.com/office/drawing/2016/5/10/chartex" xmlns:cx5="http://schemas.microsoft.com/office/drawing/2016/5/11/chartex" xmlns:cx6="http://schemas.microsoft.com/office/drawing/2016/5/12/chartex" xmlns:cx7="http://schemas.microsoft.com/office/drawing/2016/5/13/chartex" xmlns:cx8="http://schemas.microsoft.com/office/drawing/2016/5/14/chartex" xmlns:mc="http://schemas.openxmlformats.org/markup-compatibility/2006" xmlns:aink="http://schemas.microsoft.com/office/drawing/2016/ink" xmlns:am3d="http://schemas.microsoft.com/office/drawing/2017/model3d" xmlns:o="urn:schemas-microsoft-com:office:office" xmlns:oel="http://schemas.microsoft.com/office/2019/extlst" xmlns:r="http://schemas.openxmlformats.org/officeDocument/2006/relationships" xmlns:m="http://schemas.openxmlformats.org/officeDocument/2006/math" xmlns:v="urn:schemas-microsoft-com:vml" xmlns:wp14="http://schemas.microsoft.com/office/word/2010/wordprocessingDrawing" xmlns:wp="http://schemas.openxmlformats.org/drawingml/2006/wordprocessingDrawing" xmlns:w10="urn:schemas-microsoft-com:office:word" xmlns:w="http://schemas.openxmlformats.org/wordprocessingml/2006/main" xmlns:w14="http://schemas.microsoft.com/office/word/2010/wordml" xmlns:w15="http://schemas.microsoft.com/office/word/2012/wordml" xmlns:w16cei="http://schemas.microsoft.com/office/word/2026/wordml/cei" xmlns:w16cex="http://schemas.microsoft.com/office/word/2018/wordml/cex" xmlns:w16cid="http://schemas.microsoft.com/office/word/2016/wordml/cid" xmlns:w16="http://schemas.microsoft.com/office/word/2018/wordml" xmlns:w16du="http://schemas.microsoft.com/office/word/2023/wordml/word16du" xmlns:w16sdtdh="http://schemas.microsoft.com/office/word/2020/wordml/sdtdatahash" xmlns:w16sdtfl="http://schemas.microsoft.com/office/word/2024/wordml/sdtformatlock" xmlns:w16se="http://schemas.microsoft.com/office/word/2015/wordml/symex" xmlns:wpg="http://schemas.microsoft.com/office/word/2010/wordprocessingGroup" xmlns:wpi="http://schemas.microsoft.com/office/word/2010/wordprocessingInk" xmlns:wne="http://schemas.microsoft.com/office/word/2006/wordml" xmlns:wps="http://schemas.microsoft.com/office/word/2010/wordprocessingShape" mc:Ignorable="w14 w15 w16se w16cid w16 w16cex w16sdtdh w16sdtfl w16du wp14">
   <w:sdt>
     <w:sdtPr>
       <w:id w:val="-1567568033"/>
@@ -19997,7 +20031,7 @@
 </file>
 
 <file path=word/footnotes.xml><?xml version="1.0" encoding="utf-8"?>
-<w:footnotes xmlns:wpc="http://schemas.microsoft.com/office/word/2010/wordprocessingCanvas" xmlns:cx="http://schemas.microsoft.com/office/drawing/2014/chartex" xmlns:cx1="http://schemas.microsoft.com/office/drawing/2015/9/8/chartex" xmlns:cx2="http://schemas.microsoft.com/office/drawing/2015/10/21/chartex" xmlns:cx3="http://schemas.microsoft.com/office/drawing/2016/5/9/chartex" xmlns:cx4="http://schemas.microsoft.com/office/drawing/2016/5/10/chartex" xmlns:cx5="http://schemas.microsoft.com/office/drawing/2016/5/11/chartex" xmlns:cx6="http://schemas.microsoft.com/office/drawing/2016/5/12/chartex" xmlns:cx7="http://schemas.microsoft.com/office/drawing/2016/5/13/chartex" xmlns:cx8="http://schemas.microsoft.com/office/drawing/2016/5/14/chartex" xmlns:mc="http://schemas.openxmlformats.org/markup-compatibility/2006" xmlns:aink="http://schemas.microsoft.com/office/drawing/2016/ink" xmlns:am3d="http://schemas.microsoft.com/office/drawing/2017/model3d" xmlns:o="urn:schemas-microsoft-com:office:office" xmlns:oel="http://schemas.microsoft.com/office/2019/extlst" xmlns:r="http://schemas.openxmlformats.org/officeDocument/2006/relationships" xmlns:m="http://schemas.openxmlformats.org/officeDocument/2006/math" xmlns:v="urn:schemas-microsoft-com:vml" xmlns:wp14="http://schemas.microsoft.com/office/word/2010/wordprocessingDrawing" xmlns:wp="http://schemas.openxmlformats.org/drawingml/2006/wordprocessingDrawing" xmlns:w10="urn:schemas-microsoft-com:office:word" xmlns:w="http://schemas.openxmlformats.org/wordprocessingml/2006/main" xmlns:w14="http://schemas.microsoft.com/office/word/2010/wordml" xmlns:w15="http://schemas.microsoft.com/office/word/2012/wordml" xmlns:w16cex="http://schemas.microsoft.com/office/word/2018/wordml/cex" xmlns:w16cid="http://schemas.microsoft.com/office/word/2016/wordml/cid" xmlns:w16="http://schemas.microsoft.com/office/word/2018/wordml" xmlns:w16du="http://schemas.microsoft.com/office/word/2023/wordml/word16du" xmlns:w16sdtdh="http://schemas.microsoft.com/office/word/2020/wordml/sdtdatahash" xmlns:w16sdtfl="http://schemas.microsoft.com/office/word/2024/wordml/sdtformatlock" xmlns:w16se="http://schemas.microsoft.com/office/word/2015/wordml/symex" xmlns:wpg="http://schemas.microsoft.com/office/word/2010/wordprocessingGroup" xmlns:wpi="http://schemas.microsoft.com/office/word/2010/wordprocessingInk" xmlns:wne="http://schemas.microsoft.com/office/word/2006/wordml" xmlns:wps="http://schemas.microsoft.com/office/word/2010/wordprocessingShape" mc:Ignorable="w14 w15 w16se w16cid w16 w16cex w16sdtdh w16sdtfl w16du wp14">
+<w:footnotes xmlns:wpc="http://schemas.microsoft.com/office/word/2010/wordprocessingCanvas" xmlns:cx="http://schemas.microsoft.com/office/drawing/2014/chartex" xmlns:cx1="http://schemas.microsoft.com/office/drawing/2015/9/8/chartex" xmlns:cx2="http://schemas.microsoft.com/office/drawing/2015/10/21/chartex" xmlns:cx3="http://schemas.microsoft.com/office/drawing/2016/5/9/chartex" xmlns:cx4="http://schemas.microsoft.com/office/drawing/2016/5/10/chartex" xmlns:cx5="http://schemas.microsoft.com/office/drawing/2016/5/11/chartex" xmlns:cx6="http://schemas.microsoft.com/office/drawing/2016/5/12/chartex" xmlns:cx7="http://schemas.microsoft.com/office/drawing/2016/5/13/chartex" xmlns:cx8="http://schemas.microsoft.com/office/drawing/2016/5/14/chartex" xmlns:mc="http://schemas.openxmlformats.org/markup-compatibility/2006" xmlns:aink="http://schemas.microsoft.com/office/drawing/2016/ink" xmlns:am3d="http://schemas.microsoft.com/office/drawing/2017/model3d" xmlns:o="urn:schemas-microsoft-com:office:office" xmlns:oel="http://schemas.microsoft.com/office/2019/extlst" xmlns:r="http://schemas.openxmlformats.org/officeDocument/2006/relationships" xmlns:m="http://schemas.openxmlformats.org/officeDocument/2006/math" xmlns:v="urn:schemas-microsoft-com:vml" xmlns:wp14="http://schemas.microsoft.com/office/word/2010/wordprocessingDrawing" xmlns:wp="http://schemas.openxmlformats.org/drawingml/2006/wordprocessingDrawing" xmlns:w10="urn:schemas-microsoft-com:office:word" xmlns:w="http://schemas.openxmlformats.org/wordprocessingml/2006/main" xmlns:w14="http://schemas.microsoft.com/office/word/2010/wordml" xmlns:w15="http://schemas.microsoft.com/office/word/2012/wordml" xmlns:w16cei="http://schemas.microsoft.com/office/word/2026/wordml/cei" xmlns:w16cex="http://schemas.microsoft.com/office/word/2018/wordml/cex" xmlns:w16cid="http://schemas.microsoft.com/office/word/2016/wordml/cid" xmlns:w16="http://schemas.microsoft.com/office/word/2018/wordml" xmlns:w16du="http://schemas.microsoft.com/office/word/2023/wordml/word16du" xmlns:w16sdtdh="http://schemas.microsoft.com/office/word/2020/wordml/sdtdatahash" xmlns:w16sdtfl="http://schemas.microsoft.com/office/word/2024/wordml/sdtformatlock" xmlns:w16se="http://schemas.microsoft.com/office/word/2015/wordml/symex" xmlns:wpg="http://schemas.microsoft.com/office/word/2010/wordprocessingGroup" xmlns:wpi="http://schemas.microsoft.com/office/word/2010/wordprocessingInk" xmlns:wne="http://schemas.microsoft.com/office/word/2006/wordml" xmlns:wps="http://schemas.microsoft.com/office/word/2010/wordprocessingShape" mc:Ignorable="w14 w15 w16se w16cid w16 w16cex w16sdtdh w16sdtfl w16du wp14">
   <w:footnote w:type="separator" w:id="-1">
     <w:p>
       <w:r>
@@ -20016,7 +20050,7 @@
 </file>
 
 <file path=word/header1.xml><?xml version="1.0" encoding="utf-8"?>
-<w:hdr xmlns:wpc="http://schemas.microsoft.com/office/word/2010/wordprocessingCanvas" xmlns:cx="http://schemas.microsoft.com/office/drawing/2014/chartex" xmlns:cx1="http://schemas.microsoft.com/office/drawing/2015/9/8/chartex" xmlns:cx2="http://schemas.microsoft.com/office/drawing/2015/10/21/chartex" xmlns:cx3="http://schemas.microsoft.com/office/drawing/2016/5/9/chartex" xmlns:cx4="http://schemas.microsoft.com/office/drawing/2016/5/10/chartex" xmlns:cx5="http://schemas.microsoft.com/office/drawing/2016/5/11/chartex" xmlns:cx6="http://schemas.microsoft.com/office/drawing/2016/5/12/chartex" xmlns:cx7="http://schemas.microsoft.com/office/drawing/2016/5/13/chartex" xmlns:cx8="http://schemas.microsoft.com/office/drawing/2016/5/14/chartex" xmlns:mc="http://schemas.openxmlformats.org/markup-compatibility/2006" xmlns:aink="http://schemas.microsoft.com/office/drawing/2016/ink" xmlns:am3d="http://schemas.microsoft.com/office/drawing/2017/model3d" xmlns:o="urn:schemas-microsoft-com:office:office" xmlns:oel="http://schemas.microsoft.com/office/2019/extlst" xmlns:r="http://schemas.openxmlformats.org/officeDocument/2006/relationships" xmlns:m="http://schemas.openxmlformats.org/officeDocument/2006/math" xmlns:v="urn:schemas-microsoft-com:vml" xmlns:wp14="http://schemas.microsoft.com/office/word/2010/wordprocessingDrawing" xmlns:wp="http://schemas.openxmlformats.org/drawingml/2006/wordprocessingDrawing" xmlns:w10="urn:schemas-microsoft-com:office:word" xmlns:w="http://schemas.openxmlformats.org/wordprocessingml/2006/main" xmlns:w14="http://schemas.microsoft.com/office/word/2010/wordml" xmlns:w15="http://schemas.microsoft.com/office/word/2012/wordml" xmlns:w16cex="http://schemas.microsoft.com/office/word/2018/wordml/cex" xmlns:w16cid="http://schemas.microsoft.com/office/word/2016/wordml/cid" xmlns:w16="http://schemas.microsoft.com/office/word/2018/wordml" xmlns:w16du="http://schemas.microsoft.com/office/word/2023/wordml/word16du" xmlns:w16sdtdh="http://schemas.microsoft.com/office/word/2020/wordml/sdtdatahash" xmlns:w16sdtfl="http://schemas.microsoft.com/office/word/2024/wordml/sdtformatlock" xmlns:w16se="http://schemas.microsoft.com/office/word/2015/wordml/symex" xmlns:wpg="http://schemas.microsoft.com/office/word/2010/wordprocessingGroup" xmlns:wpi="http://schemas.microsoft.com/office/word/2010/wordprocessingInk" xmlns:wne="http://schemas.microsoft.com/office/word/2006/wordml" xmlns:wps="http://schemas.microsoft.com/office/word/2010/wordprocessingShape" mc:Ignorable="w14 w15 w16se w16cid w16 w16cex w16sdtdh w16sdtfl w16du wp14">
+<w:hdr xmlns:wpc="http://schemas.microsoft.com/office/word/2010/wordprocessingCanvas" xmlns:cx="http://schemas.microsoft.com/office/drawing/2014/chartex" xmlns:cx1="http://schemas.microsoft.com/office/drawing/2015/9/8/chartex" xmlns:cx2="http://schemas.microsoft.com/office/drawing/2015/10/21/chartex" xmlns:cx3="http://schemas.microsoft.com/office/drawing/2016/5/9/chartex" xmlns:cx4="http://schemas.microsoft.com/office/drawing/2016/5/10/chartex" xmlns:cx5="http://schemas.microsoft.com/office/drawing/2016/5/11/chartex" xmlns:cx6="http://schemas.microsoft.com/office/drawing/2016/5/12/chartex" xmlns:cx7="http://schemas.microsoft.com/office/drawing/2016/5/13/chartex" xmlns:cx8="http://schemas.microsoft.com/office/drawing/2016/5/14/chartex" xmlns:mc="http://schemas.openxmlformats.org/markup-compatibility/2006" xmlns:aink="http://schemas.microsoft.com/office/drawing/2016/ink" xmlns:am3d="http://schemas.microsoft.com/office/drawing/2017/model3d" xmlns:o="urn:schemas-microsoft-com:office:office" xmlns:oel="http://schemas.microsoft.com/office/2019/extlst" xmlns:r="http://schemas.openxmlformats.org/officeDocument/2006/relationships" xmlns:m="http://schemas.openxmlformats.org/officeDocument/2006/math" xmlns:v="urn:schemas-microsoft-com:vml" xmlns:wp14="http://schemas.microsoft.com/office/word/2010/wordprocessingDrawing" xmlns:wp="http://schemas.openxmlformats.org/drawingml/2006/wordprocessingDrawing" xmlns:w10="urn:schemas-microsoft-com:office:word" xmlns:w="http://schemas.openxmlformats.org/wordprocessingml/2006/main" xmlns:w14="http://schemas.microsoft.com/office/word/2010/wordml" xmlns:w15="http://schemas.microsoft.com/office/word/2012/wordml" xmlns:w16cei="http://schemas.microsoft.com/office/word/2026/wordml/cei" xmlns:w16cex="http://schemas.microsoft.com/office/word/2018/wordml/cex" xmlns:w16cid="http://schemas.microsoft.com/office/word/2016/wordml/cid" xmlns:w16="http://schemas.microsoft.com/office/word/2018/wordml" xmlns:w16du="http://schemas.microsoft.com/office/word/2023/wordml/word16du" xmlns:w16sdtdh="http://schemas.microsoft.com/office/word/2020/wordml/sdtdatahash" xmlns:w16sdtfl="http://schemas.microsoft.com/office/word/2024/wordml/sdtformatlock" xmlns:w16se="http://schemas.microsoft.com/office/word/2015/wordml/symex" xmlns:wpg="http://schemas.microsoft.com/office/word/2010/wordprocessingGroup" xmlns:wpi="http://schemas.microsoft.com/office/word/2010/wordprocessingInk" xmlns:wne="http://schemas.microsoft.com/office/word/2006/wordml" xmlns:wps="http://schemas.microsoft.com/office/word/2010/wordprocessingShape" mc:Ignorable="w14 w15 w16se w16cid w16 w16cex w16sdtdh w16sdtfl w16du wp14">
   <w:p>
     <w:pPr>
       <w:pStyle w:val="a4"/>
@@ -20069,7 +20103,7 @@
 </file>
 
 <file path=word/header2.xml><?xml version="1.0" encoding="utf-8"?>
-<w:hdr xmlns:wpc="http://schemas.microsoft.com/office/word/2010/wordprocessingCanvas" xmlns:cx="http://schemas.microsoft.com/office/drawing/2014/chartex" xmlns:cx1="http://schemas.microsoft.com/office/drawing/2015/9/8/chartex" xmlns:cx2="http://schemas.microsoft.com/office/drawing/2015/10/21/chartex" xmlns:cx3="http://schemas.microsoft.com/office/drawing/2016/5/9/chartex" xmlns:cx4="http://schemas.microsoft.com/office/drawing/2016/5/10/chartex" xmlns:cx5="http://schemas.microsoft.com/office/drawing/2016/5/11/chartex" xmlns:cx6="http://schemas.microsoft.com/office/drawing/2016/5/12/chartex" xmlns:cx7="http://schemas.microsoft.com/office/drawing/2016/5/13/chartex" xmlns:cx8="http://schemas.microsoft.com/office/drawing/2016/5/14/chartex" xmlns:mc="http://schemas.openxmlformats.org/markup-compatibility/2006" xmlns:aink="http://schemas.microsoft.com/office/drawing/2016/ink" xmlns:am3d="http://schemas.microsoft.com/office/drawing/2017/model3d" xmlns:o="urn:schemas-microsoft-com:office:office" xmlns:oel="http://schemas.microsoft.com/office/2019/extlst" xmlns:r="http://schemas.openxmlformats.org/officeDocument/2006/relationships" xmlns:m="http://schemas.openxmlformats.org/officeDocument/2006/math" xmlns:v="urn:schemas-microsoft-com:vml" xmlns:wp14="http://schemas.microsoft.com/office/word/2010/wordprocessingDrawing" xmlns:wp="http://schemas.openxmlformats.org/drawingml/2006/wordprocessingDrawing" xmlns:w10="urn:schemas-microsoft-com:office:word" xmlns:w="http://schemas.openxmlformats.org/wordprocessingml/2006/main" xmlns:w14="http://schemas.microsoft.com/office/word/2010/wordml" xmlns:w15="http://schemas.microsoft.com/office/word/2012/wordml" xmlns:w16cex="http://schemas.microsoft.com/office/word/2018/wordml/cex" xmlns:w16cid="http://schemas.microsoft.com/office/word/2016/wordml/cid" xmlns:w16="http://schemas.microsoft.com/office/word/2018/wordml" xmlns:w16du="http://schemas.microsoft.com/office/word/2023/wordml/word16du" xmlns:w16sdtdh="http://schemas.microsoft.com/office/word/2020/wordml/sdtdatahash" xmlns:w16sdtfl="http://schemas.microsoft.com/office/word/2024/wordml/sdtformatlock" xmlns:w16se="http://schemas.microsoft.com/office/word/2015/wordml/symex" xmlns:wpg="http://schemas.microsoft.com/office/word/2010/wordprocessingGroup" xmlns:wpi="http://schemas.microsoft.com/office/word/2010/wordprocessingInk" xmlns:wne="http://schemas.microsoft.com/office/word/2006/wordml" xmlns:wps="http://schemas.microsoft.com/office/word/2010/wordprocessingShape" mc:Ignorable="w14 w15 w16se w16cid w16 w16cex w16sdtdh w16sdtfl w16du wp14">
+<w:hdr xmlns:wpc="http://schemas.microsoft.com/office/word/2010/wordprocessingCanvas" xmlns:cx="http://schemas.microsoft.com/office/drawing/2014/chartex" xmlns:cx1="http://schemas.microsoft.com/office/drawing/2015/9/8/chartex" xmlns:cx2="http://schemas.microsoft.com/office/drawing/2015/10/21/chartex" xmlns:cx3="http://schemas.microsoft.com/office/drawing/2016/5/9/chartex" xmlns:cx4="http://schemas.microsoft.com/office/drawing/2016/5/10/chartex" xmlns:cx5="http://schemas.microsoft.com/office/drawing/2016/5/11/chartex" xmlns:cx6="http://schemas.microsoft.com/office/drawing/2016/5/12/chartex" xmlns:cx7="http://schemas.microsoft.com/office/drawing/2016/5/13/chartex" xmlns:cx8="http://schemas.microsoft.com/office/drawing/2016/5/14/chartex" xmlns:mc="http://schemas.openxmlformats.org/markup-compatibility/2006" xmlns:aink="http://schemas.microsoft.com/office/drawing/2016/ink" xmlns:am3d="http://schemas.microsoft.com/office/drawing/2017/model3d" xmlns:o="urn:schemas-microsoft-com:office:office" xmlns:oel="http://schemas.microsoft.com/office/2019/extlst" xmlns:r="http://schemas.openxmlformats.org/officeDocument/2006/relationships" xmlns:m="http://schemas.openxmlformats.org/officeDocument/2006/math" xmlns:v="urn:schemas-microsoft-com:vml" xmlns:wp14="http://schemas.microsoft.com/office/word/2010/wordprocessingDrawing" xmlns:wp="http://schemas.openxmlformats.org/drawingml/2006/wordprocessingDrawing" xmlns:w10="urn:schemas-microsoft-com:office:word" xmlns:w="http://schemas.openxmlformats.org/wordprocessingml/2006/main" xmlns:w14="http://schemas.microsoft.com/office/word/2010/wordml" xmlns:w15="http://schemas.microsoft.com/office/word/2012/wordml" xmlns:w16cei="http://schemas.microsoft.com/office/word/2026/wordml/cei" xmlns:w16cex="http://schemas.microsoft.com/office/word/2018/wordml/cex" xmlns:w16cid="http://schemas.microsoft.com/office/word/2016/wordml/cid" xmlns:w16="http://schemas.microsoft.com/office/word/2018/wordml" xmlns:w16du="http://schemas.microsoft.com/office/word/2023/wordml/word16du" xmlns:w16sdtdh="http://schemas.microsoft.com/office/word/2020/wordml/sdtdatahash" xmlns:w16sdtfl="http://schemas.microsoft.com/office/word/2024/wordml/sdtformatlock" xmlns:w16se="http://schemas.microsoft.com/office/word/2015/wordml/symex" xmlns:wpg="http://schemas.microsoft.com/office/word/2010/wordprocessingGroup" xmlns:wpi="http://schemas.microsoft.com/office/word/2010/wordprocessingInk" xmlns:wne="http://schemas.microsoft.com/office/word/2006/wordml" xmlns:wps="http://schemas.microsoft.com/office/word/2010/wordprocessingShape" mc:Ignorable="w14 w15 w16se w16cid w16 w16cex w16sdtdh w16sdtfl w16du wp14">
   <w:p>
     <w:pPr>
       <w:pStyle w:val="a4"/>
@@ -20145,7 +20179,7 @@
 </file>
 
 <file path=word/numbering.xml><?xml version="1.0" encoding="utf-8"?>
-<w:numbering xmlns:wpc="http://schemas.microsoft.com/office/word/2010/wordprocessingCanvas" xmlns:cx="http://schemas.microsoft.com/office/drawing/2014/chartex" xmlns:cx1="http://schemas.microsoft.com/office/drawing/2015/9/8/chartex" xmlns:cx2="http://schemas.microsoft.com/office/drawing/2015/10/21/chartex" xmlns:cx3="http://schemas.microsoft.com/office/drawing/2016/5/9/chartex" xmlns:cx4="http://schemas.microsoft.com/office/drawing/2016/5/10/chartex" xmlns:cx5="http://schemas.microsoft.com/office/drawing/2016/5/11/chartex" xmlns:cx6="http://schemas.microsoft.com/office/drawing/2016/5/12/chartex" xmlns:cx7="http://schemas.microsoft.com/office/drawing/2016/5/13/chartex" xmlns:cx8="http://schemas.microsoft.com/office/drawing/2016/5/14/chartex" xmlns:mc="http://schemas.openxmlformats.org/markup-compatibility/2006" xmlns:aink="http://schemas.microsoft.com/office/drawing/2016/ink" xmlns:am3d="http://schemas.microsoft.com/office/drawing/2017/model3d" xmlns:o="urn:schemas-microsoft-com:office:office" xmlns:oel="http://schemas.microsoft.com/office/2019/extlst" xmlns:r="http://schemas.openxmlformats.org/officeDocument/2006/relationships" xmlns:m="http://schemas.openxmlformats.org/officeDocument/2006/math" xmlns:v="urn:schemas-microsoft-com:vml" xmlns:wp14="http://schemas.microsoft.com/office/word/2010/wordprocessingDrawing" xmlns:wp="http://schemas.openxmlformats.org/drawingml/2006/wordprocessingDrawing" xmlns:w10="urn:schemas-microsoft-com:office:word" xmlns:w="http://schemas.openxmlformats.org/wordprocessingml/2006/main" xmlns:w14="http://schemas.microsoft.com/office/word/2010/wordml" xmlns:w15="http://schemas.microsoft.com/office/word/2012/wordml" xmlns:w16cex="http://schemas.microsoft.com/office/word/2018/wordml/cex" xmlns:w16cid="http://schemas.microsoft.com/office/word/2016/wordml/cid" xmlns:w16="http://schemas.microsoft.com/office/word/2018/wordml" xmlns:w16du="http://schemas.microsoft.com/office/word/2023/wordml/word16du" xmlns:w16sdtdh="http://schemas.microsoft.com/office/word/2020/wordml/sdtdatahash" xmlns:w16sdtfl="http://schemas.microsoft.com/office/word/2024/wordml/sdtformatlock" xmlns:w16se="http://schemas.microsoft.com/office/word/2015/wordml/symex" xmlns:wpg="http://schemas.microsoft.com/office/word/2010/wordprocessingGroup" xmlns:wpi="http://schemas.microsoft.com/office/word/2010/wordprocessingInk" xmlns:wne="http://schemas.microsoft.com/office/word/2006/wordml" xmlns:wps="http://schemas.microsoft.com/office/word/2010/wordprocessingShape" mc:Ignorable="w14 w15 w16se w16cid w16 w16cex w16sdtdh w16sdtfl w16du wp14">
+<w:numbering xmlns:wpc="http://schemas.microsoft.com/office/word/2010/wordprocessingCanvas" xmlns:cx="http://schemas.microsoft.com/office/drawing/2014/chartex" xmlns:cx1="http://schemas.microsoft.com/office/drawing/2015/9/8/chartex" xmlns:cx2="http://schemas.microsoft.com/office/drawing/2015/10/21/chartex" xmlns:cx3="http://schemas.microsoft.com/office/drawing/2016/5/9/chartex" xmlns:cx4="http://schemas.microsoft.com/office/drawing/2016/5/10/chartex" xmlns:cx5="http://schemas.microsoft.com/office/drawing/2016/5/11/chartex" xmlns:cx6="http://schemas.microsoft.com/office/drawing/2016/5/12/chartex" xmlns:cx7="http://schemas.microsoft.com/office/drawing/2016/5/13/chartex" xmlns:cx8="http://schemas.microsoft.com/office/drawing/2016/5/14/chartex" xmlns:mc="http://schemas.openxmlformats.org/markup-compatibility/2006" xmlns:aink="http://schemas.microsoft.com/office/drawing/2016/ink" xmlns:am3d="http://schemas.microsoft.com/office/drawing/2017/model3d" xmlns:o="urn:schemas-microsoft-com:office:office" xmlns:oel="http://schemas.microsoft.com/office/2019/extlst" xmlns:r="http://schemas.openxmlformats.org/officeDocument/2006/relationships" xmlns:m="http://schemas.openxmlformats.org/officeDocument/2006/math" xmlns:v="urn:schemas-microsoft-com:vml" xmlns:wp14="http://schemas.microsoft.com/office/word/2010/wordprocessingDrawing" xmlns:wp="http://schemas.openxmlformats.org/drawingml/2006/wordprocessingDrawing" xmlns:w10="urn:schemas-microsoft-com:office:word" xmlns:w="http://schemas.openxmlformats.org/wordprocessingml/2006/main" xmlns:w14="http://schemas.microsoft.com/office/word/2010/wordml" xmlns:w15="http://schemas.microsoft.com/office/word/2012/wordml" xmlns:w16cei="http://schemas.microsoft.com/office/word/2026/wordml/cei" xmlns:w16cex="http://schemas.microsoft.com/office/word/2018/wordml/cex" xmlns:w16cid="http://schemas.microsoft.com/office/word/2016/wordml/cid" xmlns:w16="http://schemas.microsoft.com/office/word/2018/wordml" xmlns:w16du="http://schemas.microsoft.com/office/word/2023/wordml/word16du" xmlns:w16sdtdh="http://schemas.microsoft.com/office/word/2020/wordml/sdtdatahash" xmlns:w16sdtfl="http://schemas.microsoft.com/office/word/2024/wordml/sdtformatlock" xmlns:w16se="http://schemas.microsoft.com/office/word/2015/wordml/symex" xmlns:wpg="http://schemas.microsoft.com/office/word/2010/wordprocessingGroup" xmlns:wpi="http://schemas.microsoft.com/office/word/2010/wordprocessingInk" xmlns:wne="http://schemas.microsoft.com/office/word/2006/wordml" xmlns:wps="http://schemas.microsoft.com/office/word/2010/wordprocessingShape" mc:Ignorable="w14 w15 w16se w16cid w16 w16cex w16sdtdh w16sdtfl w16du wp14">
   <w:abstractNum w:abstractNumId="0" w15:restartNumberingAfterBreak="0">
     <w:nsid w:val="0B851FB7"/>
     <w:multiLevelType w:val="hybridMultilevel"/>
@@ -20983,7 +21017,7 @@
 </file>
 
 <file path=word/people.xml><?xml version="1.0" encoding="utf-8"?>
-<w15:people xmlns:wpc="http://schemas.microsoft.com/office/word/2010/wordprocessingCanvas" xmlns:cx="http://schemas.microsoft.com/office/drawing/2014/chartex" xmlns:cx1="http://schemas.microsoft.com/office/drawing/2015/9/8/chartex" xmlns:cx2="http://schemas.microsoft.com/office/drawing/2015/10/21/chartex" xmlns:cx3="http://schemas.microsoft.com/office/drawing/2016/5/9/chartex" xmlns:cx4="http://schemas.microsoft.com/office/drawing/2016/5/10/chartex" xmlns:cx5="http://schemas.microsoft.com/office/drawing/2016/5/11/chartex" xmlns:cx6="http://schemas.microsoft.com/office/drawing/2016/5/12/chartex" xmlns:cx7="http://schemas.microsoft.com/office/drawing/2016/5/13/chartex" xmlns:cx8="http://schemas.microsoft.com/office/drawing/2016/5/14/chartex" xmlns:mc="http://schemas.openxmlformats.org/markup-compatibility/2006" xmlns:aink="http://schemas.microsoft.com/office/drawing/2016/ink" xmlns:am3d="http://schemas.microsoft.com/office/drawing/2017/model3d" xmlns:o="urn:schemas-microsoft-com:office:office" xmlns:oel="http://schemas.microsoft.com/office/2019/extlst" xmlns:r="http://schemas.openxmlformats.org/officeDocument/2006/relationships" xmlns:m="http://schemas.openxmlformats.org/officeDocument/2006/math" xmlns:v="urn:schemas-microsoft-com:vml" xmlns:wp14="http://schemas.microsoft.com/office/word/2010/wordprocessingDrawing" xmlns:wp="http://schemas.openxmlformats.org/drawingml/2006/wordprocessingDrawing" xmlns:w10="urn:schemas-microsoft-com:office:word" xmlns:w="http://schemas.openxmlformats.org/wordprocessingml/2006/main" xmlns:w14="http://schemas.microsoft.com/office/word/2010/wordml" xmlns:w15="http://schemas.microsoft.com/office/word/2012/wordml" xmlns:w16cex="http://schemas.microsoft.com/office/word/2018/wordml/cex" xmlns:w16cid="http://schemas.microsoft.com/office/word/2016/wordml/cid" xmlns:w16="http://schemas.microsoft.com/office/word/2018/wordml" xmlns:w16du="http://schemas.microsoft.com/office/word/2023/wordml/word16du" xmlns:w16sdtdh="http://schemas.microsoft.com/office/word/2020/wordml/sdtdatahash" xmlns:w16sdtfl="http://schemas.microsoft.com/office/word/2024/wordml/sdtformatlock" xmlns:w16se="http://schemas.microsoft.com/office/word/2015/wordml/symex" xmlns:wpg="http://schemas.microsoft.com/office/word/2010/wordprocessingGroup" xmlns:wpi="http://schemas.microsoft.com/office/word/2010/wordprocessingInk" xmlns:wne="http://schemas.microsoft.com/office/word/2006/wordml" xmlns:wps="http://schemas.microsoft.com/office/word/2010/wordprocessingShape" mc:Ignorable="w14 w15 w16se w16cid w16 w16cex w16sdtdh w16sdtfl w16du wp14">
+<w15:people xmlns:wpc="http://schemas.microsoft.com/office/word/2010/wordprocessingCanvas" xmlns:cx="http://schemas.microsoft.com/office/drawing/2014/chartex" xmlns:cx1="http://schemas.microsoft.com/office/drawing/2015/9/8/chartex" xmlns:cx2="http://schemas.microsoft.com/office/drawing/2015/10/21/chartex" xmlns:cx3="http://schemas.microsoft.com/office/drawing/2016/5/9/chartex" xmlns:cx4="http://schemas.microsoft.com/office/drawing/2016/5/10/chartex" xmlns:cx5="http://schemas.microsoft.com/office/drawing/2016/5/11/chartex" xmlns:cx6="http://schemas.microsoft.com/office/drawing/2016/5/12/chartex" xmlns:cx7="http://schemas.microsoft.com/office/drawing/2016/5/13/chartex" xmlns:cx8="http://schemas.microsoft.com/office/drawing/2016/5/14/chartex" xmlns:mc="http://schemas.openxmlformats.org/markup-compatibility/2006" xmlns:aink="http://schemas.microsoft.com/office/drawing/2016/ink" xmlns:am3d="http://schemas.microsoft.com/office/drawing/2017/model3d" xmlns:o="urn:schemas-microsoft-com:office:office" xmlns:oel="http://schemas.microsoft.com/office/2019/extlst" xmlns:r="http://schemas.openxmlformats.org/officeDocument/2006/relationships" xmlns:m="http://schemas.openxmlformats.org/officeDocument/2006/math" xmlns:v="urn:schemas-microsoft-com:vml" xmlns:wp14="http://schemas.microsoft.com/office/word/2010/wordprocessingDrawing" xmlns:wp="http://schemas.openxmlformats.org/drawingml/2006/wordprocessingDrawing" xmlns:w10="urn:schemas-microsoft-com:office:word" xmlns:w="http://schemas.openxmlformats.org/wordprocessingml/2006/main" xmlns:w14="http://schemas.microsoft.com/office/word/2010/wordml" xmlns:w15="http://schemas.microsoft.com/office/word/2012/wordml" xmlns:w16cei="http://schemas.microsoft.com/office/word/2026/wordml/cei" xmlns:w16cex="http://schemas.microsoft.com/office/word/2018/wordml/cex" xmlns:w16cid="http://schemas.microsoft.com/office/word/2016/wordml/cid" xmlns:w16="http://schemas.microsoft.com/office/word/2018/wordml" xmlns:w16du="http://schemas.microsoft.com/office/word/2023/wordml/word16du" xmlns:w16sdtdh="http://schemas.microsoft.com/office/word/2020/wordml/sdtdatahash" xmlns:w16sdtfl="http://schemas.microsoft.com/office/word/2024/wordml/sdtformatlock" xmlns:w16se="http://schemas.microsoft.com/office/word/2015/wordml/symex" xmlns:wpg="http://schemas.microsoft.com/office/word/2010/wordprocessingGroup" xmlns:wpi="http://schemas.microsoft.com/office/word/2010/wordprocessingInk" xmlns:wne="http://schemas.microsoft.com/office/word/2006/wordml" xmlns:wps="http://schemas.microsoft.com/office/word/2010/wordprocessingShape" mc:Ignorable="w14 w15 w16se w16cid w16 w16cex w16sdtdh w16sdtfl w16du wp14">
   <w15:person w15:author="김효정">
     <w15:presenceInfo w15:providerId="AD" w15:userId="S::khj@adqua1.onmicrosoft.com::624034ac-7fae-4466-964c-a30253406055"/>
   </w15:person>
